--- a/Reporting/src/WordScenarios/Case1/StandardInvoiceCase1.docx
+++ b/Reporting/src/WordScenarios/Case1/StandardInvoiceCase1.docx
@@ -5263,6 +5263,8 @@
  
          < M N B C u s t o m e r A d d r e s s 9 > M N B C u s t o m e r A d d r e s s 9 < / M N B C u s t o m e r A d d r e s s 9 >   
+         < M N B P r e A s s i g n e d N o > M N B P r e A s s i g n e d N o < / M N B P r e A s s i g n e d N o > + 
          < O r d e r D a t e > O r d e r D a t e < / O r d e r D a t e >   
          < O r d e r D a t e _ L b l > O r d e r D a t e _ L b l < / O r d e r D a t e _ L b l > 